--- a/Lab_stuff/Course_materials/BTC181-LabTechniques/Attachments/SOP VG008 - Sanger Sequencing Setup and SeqStudio Operation.docx
+++ b/Lab_stuff/Course_materials/BTC181-LabTechniques/Attachments/SOP VG008 - Sanger Sequencing Setup and SeqStudio Operation.docx
@@ -108,9 +108,27 @@
           <w:ilvl w:val="0"/>
           <w:numId w:val="25"/>
         </w:numPr>
-      </w:pPr>
-      <w:r>
-        <w:t>Master Mix (MM): A prepared solution containing all the reagents necessary for a sequencing reaction, except the template DNA.</w:t>
+        <w:rPr/>
+      </w:pPr>
+      <w:r>
+        <w:rPr/>
+        <w:t xml:space="preserve">Master Mix (MM): A prepared solution </w:t>
+      </w:r>
+      <w:r>
+        <w:rPr/>
+        <w:t>containing</w:t>
+      </w:r>
+      <w:r>
+        <w:rPr/>
+        <w:t xml:space="preserve"> all the reagents necessary for a sequencing reaction, </w:t>
+      </w:r>
+      <w:r>
+        <w:rPr/>
+        <w:t>except for</w:t>
+      </w:r>
+      <w:r>
+        <w:rPr/>
+        <w:t xml:space="preserve"> the template DNA.</w:t>
       </w:r>
     </w:p>
     <w:p>
@@ -4631,9 +4649,6 @@
     <w:p/>
     <w:p/>
     <w:p/>
-    <w:p/>
-    <w:p/>
-    <w:p/>
     <w:p>
       <w:pPr>
         <w:pStyle w:val="Heading1"/>
@@ -4657,8 +4672,6 @@
     <w:p/>
     <w:p/>
     <w:p/>
-    <w:p/>
-    <w:p/>
     <w:p>
       <w:pPr>
         <w:pStyle w:val="Heading1"/>
@@ -4669,23 +4682,37 @@
     </w:p>
     <w:p>
       <w:r>
+        <w:rPr/>
         <w:t xml:space="preserve">See </w:t>
       </w:r>
+      <w:r>
+        <w:rPr/>
+        <w:t xml:space="preserve">Sanger </w:t>
+      </w:r>
       <w:bookmarkStart w:name="_Hlk171602184" w:id="1"/>
       <w:r>
+        <w:rPr/>
         <w:t>Sequencing Batch Document</w:t>
       </w:r>
       <w:bookmarkEnd w:id="1"/>
     </w:p>
     <w:p>
-      <w:r>
+      <w:pPr>
+        <w:pStyle w:val="Normal"/>
+        <w:suppressLineNumbers w:val="0"/>
+        <w:bidi w:val="0"/>
+        <w:spacing w:before="0" w:beforeAutospacing="off" w:after="0" w:afterAutospacing="off" w:line="259" w:lineRule="auto"/>
+        <w:ind w:left="360" w:right="0"/>
+        <w:jc w:val="left"/>
+      </w:pPr>
+      <w:r>
+        <w:rPr/>
         <w:t xml:space="preserve">Analyze and export DNA sequence files on </w:t>
       </w:r>
-      <w:proofErr w:type="spellStart"/>
-      <w:r>
-        <w:t>CyVerse</w:t>
-      </w:r>
-      <w:proofErr w:type="spellEnd"/>
+      <w:r>
+        <w:rPr/>
+        <w:t>DNA Subway</w:t>
+      </w:r>
     </w:p>
     <w:sectPr>
       <w:headerReference w:type="even" r:id="rId11"/>
